--- a/zero_calibration_pmea/manuscripts/PMEA_ZeroFree_Manuscript_JA.docx
+++ b/zero_calibration_pmea/manuscripts/PMEA_ZeroFree_Manuscript_JA.docx
@@ -29,11 +29,9 @@
           <w:b/>
           <w:sz w:val="32"/>
         </w:rPr>
-        <w:t>一致性相関係数の分解により、ゼロ校正はオフセットのみを補正し</w:t>
+        <w:t>ゼロ校正で治せないもの：</w:t>
         <w:br/>
-        <w:t>ゲインは補正しないことが明らかに：</w:t>
-        <w:br/>
-        <w:t>動脈圧モニターバリデーションのシミュレーション枠組み</w:t>
+        <w:t>一致性解析がBland–Altmanでは見えないゲインエラーを暴く</w:t>
       </w:r>
     </w:p>
     <w:p>
@@ -47,11 +45,9 @@
           <w:i/>
           <w:sz w:val="24"/>
         </w:rPr>
-        <w:t>Concordance Correlation Coefficient Decomposition Reveals That Zero Calibration</w:t>
+        <w:t>What Zeroing Cannot Fix: Concordance Analysis Unmasks</w:t>
         <w:br/>
-        <w:t>Corrects Offset but Not Gain: A Simulation-Based Framework for</w:t>
-        <w:br/>
-        <w:t>Arterial Pressure Monitor Validation</w:t>
+        <w:t>Gain Errors Invisible to Bland–Altman</w:t>
       </w:r>
     </w:p>
     <w:p>
@@ -66,7 +62,7 @@
           <w:i/>
           <w:sz w:val="22"/>
         </w:rPr>
-        <w:t>ランニングタイトル：CCC分解による動脈圧バリデーション</w:t>
+        <w:t>ランニングタイトル：ゼロ校正で治せないもの</w:t>
       </w:r>
     </w:p>
     <w:p/>
@@ -264,7 +260,7 @@
           <w:i w:val="0"/>
           <w:sz w:val="22"/>
         </w:rPr>
-        <w:t>CCCを精度（ピアソンのr）と正確度（バイアス補正係数C₂）に分解し、C₂をさらにロケーションシフト（u、オフセット）とスケールシフト（v、ゲインエラー）に分解する。臨床的に関連のある4つの動脈圧測定シナリオ（各n = 150対の測定）をシミュレーションした：オフセットのみ、ゼロ校正後のオフセット除去、ゲインエラー、およびゲイン＋オフセットの複合。各シナリオをBland–Altman統計量とCCC分解の両方で解析した。また、手動ゼロ校正を不要にする3つの工学的解決策—カテーテル先端MEMSセンサ、気圧補償、自己校正MEMS—を特定した。</w:t>
+        <w:t>CCCを精度（ピアソンのr）と正確度（バイアス補正係数C₂）に分解し、C₂をさらにロケーションシフト（u、オフセット）とスケールシフト（v、ゲインエラー）に分解する。臨床的に関連のある4つの動脈圧測定シナリオ（各n = 150対の測定）をシミュレーションした：オフセットのみ、ゼロ校正後のオフセット除去、ゲインエラー、およびゲイン＋オフセットの複合。各シナリオをBland–Altman統計量とCCC分解の両方で解析した。また、手動ゼロ校正を不要にする3つの工学的解決策—カテーテル先端マイクロ電気機械システム（MEMS）センサ、気圧補償、自己校正MEMS—を特定した。</w:t>
       </w:r>
     </w:p>
     <w:p>
@@ -393,7 +389,7 @@
           <w:i w:val="0"/>
           <w:sz w:val="22"/>
         </w:rPr>
-        <w:t>血行動態モニターの標準的バリデーション枠組みは、Bland–Altman解析（Bland and Altman 1986, 1999）、Critchley–Critchleyのpercentage error基準（Critchley and Critchley 1999）、およびトレンド能力評価のためのポーラープロット（Critchley et al 2010, 2011）を中心としている。これらのツールはバイアス、一致の限界、方向的一致を効果的に評価するが、いずれも完全一致線に対する正確度と精度を同時に捉える統合的な単一値指標を提供しない。</w:t>
+        <w:t>血行動態モニターの標準的バリデーション枠組みは、Bland–Altman解析（Bland and Altman 1986, 1999）、Critchley–Critchleyのpercentage error基準（Critchley and Critchley 1999）、およびトレンド能力評価のためのポーラープロット（Critchley et al 2010, 2011）を中心とし、参照手技の精度に特に注意が払われている（Cecconi et al 2009）。これらのツールはバイアス、一致の限界、方向的一致を効果的に評価するが、いずれも完全一致線に対する正確度と精度を同時に捉える統合的な単一値指標を提供しない。</w:t>
       </w:r>
     </w:p>
     <w:p>
@@ -445,7 +441,7 @@
           <w:i w:val="0"/>
           <w:sz w:val="22"/>
         </w:rPr>
-        <w:t>動脈圧波形P(t)は、緩やかに変化する成分（DCレベル：平均動脈圧と外部オフセットにより決定）と拍動成分（AC信号：心駆出によって駆動）に分解できる。脈圧（PP = SBP – DBP）は純粋なAC量であり、拍動の最大値と最小値の差を表し、定義上、いかなる加算的DCオフセットからも独立である（図1、パネルAおよびB）。</w:t>
+        <w:t>動脈圧波形P(t)は、緩やかに変化する成分    （直流（DC）レベル：平均動脈圧と外部オフセットにより決定）と拍動成分（交流（AC）信号：心駆出によって駆動）に分解できる。脈圧（PP = 収縮期血圧[SBP] – 拡張期血圧[DBP]）は純粋なAC量であり、拍動の最大値と最小値の差を表し、定義上、いかなる加算的DCオフセットからも独立である（図1、パネルAおよびB）。</w:t>
       </w:r>
     </w:p>
     <w:p>
@@ -541,7 +537,7 @@
           <w:i w:val="0"/>
           <w:sz w:val="22"/>
         </w:rPr>
-        <w:t>3つの解決策すべてを同時に実装すれば—先端センサ、気圧補償付き絶対圧、および自己校正参照—すべてのDCオフセット源が設計により排除される。手動ゼロ校正は冗長となる（図3）。</w:t>
+        <w:t>3つの解決策すべてを同時に実装すれば—先端センサ、気圧補償付き絶対圧、および自己校正参照—すべてのDCオフセット源が設計により排除される。手動ゼロ校正は冗長となる（図2）。</w:t>
       </w:r>
     </w:p>
     <w:p>
@@ -649,7 +645,7 @@
           <w:i w:val="0"/>
           <w:sz w:val="22"/>
         </w:rPr>
-        <w:t>ゼロ校正は、機器の読み値と真の圧力の間の系統的オフセットを除去することでuをゼロに近づける操作である。CCC的には、ゼロ校正の成功はu ≈ 0を達成し、ロケーション成分に関してC₂を最大化する。しかし、ゼロ校正はvに影響しない：センサゲインが不正確であれば（v ≠ 1）、完全なゼロ校正後もC₂は1.0未満のままである（図2、図4）。</w:t>
+        <w:t>ゼロ校正は、機器の読み値と真の圧力の間の系統的オフセットを除去することでuをゼロに近づける操作である。CCC的には、ゼロ校正の成功はu ≈ 0を達成し、ロケーション成分に関してC₂を最大化する。しかし、ゼロ校正はvに影響しない：センサゲインが不正確であれば（v ≠ 1）、完全なゼロ校正後もC₂は1.0未満のままである（図3、図4）。</w:t>
       </w:r>
     </w:p>
     <w:p>
@@ -809,7 +805,7 @@
           <w:i w:val="0"/>
           <w:sz w:val="22"/>
         </w:rPr>
-        <w:t>図2に4つのシミュレーションシナリオのコンコーダンスプロットを示す。シナリオA（オフセットのみ、ゼロ校正前）はロケーションシフト（u = –0.55）によりCCCが低下（0.855）している。シナリオB（ゼロ校正後）はオフセットが除去され、ゲインエラーがないためほぼ完全な一致（CCC = 0.986、C₂ = 1.000）を示す。シナリオC（ゲインエラー、v = 1.11）は、スケールシフトが持続するためゼロ校正ではC₂（0.870）を改善できないことを示す。シナリオD（ゲイン＋オフセット）はCCC = 0.976であり、ゼロ校正はDからCへの改善はもたらすが、Bへの到達はできない。</w:t>
+        <w:t>図3に4つのシミュレーションシナリオのコンコーダンスプロットを示す。シナリオA（オフセットのみ、ゼロ校正前）はロケーションシフト（u = –0.55）によりCCCが低下（0.855）している。シナリオB（ゼロ校正後）はオフセットが除去され、ゲインエラーがないためほぼ完全な一致（CCC = 0.986、C₂ = 1.000）を示す。シナリオC（ゲインエラー、v = 1.11）は、スケールシフトが持続するためゼロ校正ではC₂（0.870）を改善できないことを示す。シナリオD（ゲイン＋オフセット）はCCC = 0.976であり、ゼロ校正はDからCへの改善はもたらすが、Bへの到達はできない。</w:t>
       </w:r>
     </w:p>
     <w:p>
@@ -835,7 +831,7 @@
           <w:i w:val="0"/>
           <w:sz w:val="22"/>
         </w:rPr>
-        <w:t>重要な比較はシナリオBとCの間にある：Bland–Altman解析（図5、図8）はいずれの場合もバイアスがほぼゼロであることを示すが、CCC分解は根本的に異なるエラー構造を明らかにする（表2）。シナリオBはC₂ = 1.000（系統的エラーなし）であるのに対し、シナリオCはC₂ = 0.870（隠れたゲインエラー、v = 1.11）である。これはBland–Altman解析のみでは、真の一致と、ゲインエラーを隠蔽するオフセット相殺による一致を区別できないことを実証している。</w:t>
+        <w:t>重要な比較はシナリオBとCの間にある：Bland–Altman解析（図5、図6）はいずれの場合もバイアスがほぼゼロであることを示すが、CCC分解は根本的に異なるエラー構造を明らかにする（表2）。シナリオBはC₂ = 1.000（系統的エラーなし）であるのに対し、シナリオCはC₂ = 0.870（隠れたゲインエラー、v = 1.11）である。これはBland–Altman解析のみでは、真の一致と、ゲインエラーを隠蔽するオフセット相殺による一致を区別できないことを実証している。</w:t>
       </w:r>
     </w:p>
     <w:p>
@@ -861,7 +857,7 @@
           <w:i w:val="0"/>
           <w:sz w:val="22"/>
         </w:rPr>
-        <w:t>図6はこれらの関係を定量化する。パネルAはゲインエラーとDCオフセットの関数としてのC₂を示し、ゼロ校正（ゼロオフセットへの移動）はゲインが正しい場合にのみC₂を改善することを確認する。パネルBは異なるセンサ精度（r）レベルでのゲインエラーに伴うCCCの劣化を示し、高精度センサ（r = 0.99）であってもゲインエラーが±10%を超えるとCCCが大幅に低下することを実証する。特筆すべきは、典型的なMEMSセンサは±5%以内のゲイン精度を達成しており、ゼロオフセット条件でC₂ &gt; 0.99に相当することである。</w:t>
+        <w:t>図7はこれらの関係を定量化する。パネルAはゲインエラーとDCオフセットの関数としてのC₂を示し、ゼロ校正（ゼロオフセットへの移動）はゲインが正しい場合にのみC₂を改善することを確認する。パネルBは異なるセンサ精度（r）レベルでのゲインエラーに伴うCCCの劣化を示し、高精度センサ（r = 0.99）であってもゲインエラーが±10%を超えるとCCCが大幅に低下することを実証する。特筆すべきは、典型的なMEMSセンサは±5%以内のゲイン精度を達成しており、ゼロオフセット条件でC₂ &gt; 0.99に相当することである。</w:t>
       </w:r>
     </w:p>
     <w:p>
@@ -887,7 +883,7 @@
           <w:i w:val="0"/>
           <w:sz w:val="22"/>
         </w:rPr>
-        <w:t>図7はPP–ゲイン関係の定量的実証を提供する。正しいゲイン（パネルA）、ゲインエラー（パネルB）、DCオフセットのみ（パネルC）のシミュレーション動脈圧波形は、PPがゲインエラーにより歪むがDCオフセットには影響されないことを示す。パネルDおよびEは、基準に対するPPの回帰直線の傾きがセンサゲインを直接推定することを確認し、実用的なバリデーションツールを提供する。PPの正確性からゼロ校正不要モニタリングへの論理的連鎖をパネルFに要約する。</w:t>
+        <w:t>図8はPP–ゲイン関係の定量的実証を提供する。正しいゲイン（パネルA）、ゲインエラー（パネルB）、DCオフセットのみ（パネルC）のシミュレーション動脈圧波形は、PPがゲインエラーにより歪むがDCオフセットには影響されないことを示す。パネルDおよびEは、基準に対するPPの回帰直線の傾きがセンサゲインを直接推定することを確認し、実用的なバリデーションツールを提供する。PPの正確性からゼロ校正不要モニタリングへの論理的連鎖をパネルFに要約する。</w:t>
       </w:r>
     </w:p>
     <w:p>
@@ -925,7 +921,7 @@
           <w:i w:val="0"/>
           <w:sz w:val="22"/>
         </w:rPr>
-        <w:t>本論文で提示した枠組みは、ゼロ校正を臨床的必要性から設計上の回避策へと再定義する。従来の液充填システムは、その構造が本質的にDCオフセットを導入するためにゼロ校正を必要とする。校正手順を洗練し続けるのではなく、機器メーカーは校正の必要性そのものを排除する設計を追求すべきである。構成技術—カテーテル先端MEMS、絶対圧センシング、気圧補償、および自己校正参照—は、商用または商用化間近の製品に個別にすでに存在している（Hasenkamp et al 2012, Song et al 2020, Millar 2026, 2026b, Kang et al 2022）。これらを単一の臨床用動脈圧モニタリングシステムに統合することは、科学的課題ではなく工学的課題である。</w:t>
+        <w:t>本論文で提示した枠組みは、ゼロ校正を臨床的必要性から設計上の回避策へと再定義する。従来の液充填システムは、その構造が本質的にDCオフセットを導入するためにゼロ校正を必要とする。校正手順を洗練し続けるのではなく、機器メーカーは校正の必要性そのものを排除する設計を追求すべきである。構成技術—カテーテル先端MEMS、絶対圧センシング、気圧補償、および自己校正参照—は、商用または商用化間近の製品に個別にすでに存在しており（Hasenkamp et al 2012, Song et al 2020, Millar 2026, 2026b, Kang et al 2022）、高忠実度圧力ワイヤーがカテーテルベースの正確な圧測定の実現可能性をすでに実証している（Scalia et al 2023）。これらを単一の臨床用動脈圧モニタリングシステムに統合することは、科学的課題ではなく工学的課題である。</w:t>
       </w:r>
     </w:p>
     <w:p>
@@ -939,7 +935,7 @@
           <w:i w:val="0"/>
           <w:sz w:val="22"/>
         </w:rPr>
-        <w:t>CCC分解は定量的な設計目標を提供する：機器開発者は、校正ステップなしでC₂ ≥ 0.99を達成することを目指すべきであり、これは未校正の機器出力を基準標準と比較することで検証可能である。校正前にC₂ &lt; 0.99であれば、機器には校正が部分的にしか隠蔽できない残存系統的エラーがある。uとvへの分解により、残存エラーがオフセット（ゼロ校正で対処可能）かゲインエラー（ハードウェアまたはアルゴリズムの修正が必要）かをさらに特定できる。</w:t>
+        <w:t>CCC分解は定量的な設計目標を提供する：機器開発者は、校正ステップなしでC₂ ≥ 0.99を達成することを目指すべきであり—McBrideの提案する一致強度基準（McBride 2005）における「卓越した」一致に相当する—これは未校正の機器出力を基準標準と比較することで検証可能である。校正前にC₂ &lt; 0.99であれば、機器には校正が部分的にしか隠蔽できない残存系統的エラーがある。uとvへの分解により、残存エラーがオフセット（ゼロ校正で対処可能）かゲインエラー（ハードウェアまたはアルゴリズムの修正が必要）かをさらに特定できる。</w:t>
       </w:r>
     </w:p>
     <w:p>
@@ -965,7 +961,7 @@
           <w:i w:val="0"/>
           <w:sz w:val="22"/>
         </w:rPr>
-        <w:t>現在の規制経路（例：FDA 510(k)）は、動脈圧モニターのバリデーションに特定の統計手法を規定していない（FDA 2026）。公表されたバリデーション研究は圧倒的にBland–Altman解析とpercentage errorに依拠している（Joosten et al 2017, Bland and Altman 1986）。しかし、ゼロ校正後の機器のBland–Altmanプロットはバイアス ≈ 0を示し、一致の限界内に比例バイアス（ゲインエラー）を隠蔽する可能性がある。CCC報告、特にC₂成分は、オフセット補正と真の測定精度を区別する追加の精査層を提供する。</w:t>
+        <w:t>現在の規制経路（例：米国食品医薬品局[FDA] 510(k)）は、動脈圧モニターのバリデーションに特定の統計手法を規定していない（FDA 2026）。公表されたバリデーション研究は、侵襲的・非侵襲的双方の動脈圧モニターを含め、圧倒的にBland–Altman解析とpercentage errorに依拠している（Kim et al 2014, Joosten et al 2017, Bland and Altman 1986）。しかし、ゼロ校正後の機器のBland–Altmanプロットはバイアス ≈ 0を示し、一致の限界内に比例バイアス（ゲインエラー）を隠蔽する可能性がある。CCC報告、特にC₂成分は、オフセット補正と真の測定精度を区別する追加の精査層を提供する。</w:t>
       </w:r>
     </w:p>
     <w:p>
@@ -1005,7 +1001,7 @@
           <w:i w:val="0"/>
           <w:sz w:val="22"/>
         </w:rPr>
-        <w:t>校正がオフセット（u）のみを補正し、ゲインエラー（v）には影響しないという原理は、非侵襲的心拍出量（CO）モニターにも自然に拡張される。ClearSightのPhysiocalアルゴリズムはVolume clampのセットポイントを周期的に再最適化する—本質的にオフセット補正である（Ameloot et al 2015）。NICOM/Starlingのバイオリアクタンス位相基準は位相–一回拍出量変換のベースラインオフセットを提供する（Squara et al 2007）。FloTracの動脈圧波形較正は平均圧オフセットを調整する（Manecke 2005）。いずれの場合も、自動校正ルーチンはu（ロケーションシフト）を処理するが、v（スケールシフト）—すなわち圧力→COまたはインピーダンス→SVの変換ゲイン—は補正しない。</w:t>
+        <w:t>校正がオフセット（u）のみを補正し、ゲインエラー（v）には影響しないという原理は、非侵襲的心拍出量（CO）モニターにも自然に拡張される。COモニタリングにおいては、肺動脈カテーテルが臨床参照標準として依然として重要な位置を占める（Chatterjee 2009）。ClearSightのPhysiocalアルゴリズムはVolume clampのセットポイントを周期的に再最適化する—本質的にオフセット補正である（Ameloot et al 2015）。NICOM/Starlingのバイオリアクタンス位相基準は位相–一回拍出量変換のベースラインオフセットを提供する（Squara et al 2007）。FloTracの動脈圧波形較正は平均圧オフセットを調整する（Manecke 2005, Romagnoli et al 2013）。いずれの場合も、自動校正ルーチンはu（ロケーションシフト）を処理するが、v（スケールシフト）—すなわち圧力→COまたはインピーダンス→一回拍出量（SV）の変換ゲイン—は補正しない。</w:t>
       </w:r>
     </w:p>
     <w:p>
@@ -2960,8 +2956,65 @@
       <w:r>
         <w:drawing>
           <wp:inline xmlns:a="http://schemas.openxmlformats.org/drawingml/2006/main" xmlns:pic="http://schemas.openxmlformats.org/drawingml/2006/picture">
+            <wp:extent cx="5486400" cy="2543052"/>
+            <wp:docPr id="2" name="Picture 2"/>
+            <wp:cNvGraphicFramePr>
+              <a:graphicFrameLocks noChangeAspect="1"/>
+            </wp:cNvGraphicFramePr>
+            <a:graphic>
+              <a:graphicData uri="http://schemas.openxmlformats.org/drawingml/2006/picture">
+                <pic:pic>
+                  <pic:nvPicPr>
+                    <pic:cNvPr id="0" name="figure3_system_comparison.png"/>
+                    <pic:cNvPicPr/>
+                  </pic:nvPicPr>
+                  <pic:blipFill>
+                    <a:blip r:embed="rId10"/>
+                    <a:stretch>
+                      <a:fillRect/>
+                    </a:stretch>
+                  </pic:blipFill>
+                  <pic:spPr>
+                    <a:xfrm>
+                      <a:off x="0" y="0"/>
+                      <a:ext cx="5486400" cy="2543052"/>
+                    </a:xfrm>
+                    <a:prstGeom prst="rect"/>
+                  </pic:spPr>
+                </pic:pic>
+              </a:graphicData>
+            </a:graphic>
+          </wp:inline>
+        </w:drawing>
+      </w:r>
+    </w:p>
+    <w:p>
+      <w:pPr>
+        <w:spacing w:after="240"/>
+      </w:pPr>
+      <w:r>
+        <w:rPr>
+          <w:rFonts w:ascii="Times New Roman" w:hAnsi="Times New Roman"/>
+          <w:i/>
+          <w:sz w:val="20"/>
+        </w:rPr>
+        <w:t>図2. 従来型と提案するゼロ校正不要動脈圧モニタリングシステムの比較。(A) 従来の液充填システム：3つのDCオフセット源（静水圧カラム、大気圧基準、トランスデューサドリフト）が手動ゼロ校正を必要とし、校正はオフセット（u）のみを補正する。(B) 提案するゼロ校正不要システム：カテーテル先端MEMSセンサが静水圧カラムを排除、内蔵気圧計が大気圧を電子的に補償、自己校正MEMSがドリフトを排除。すべてのオフセット源が設計により排除され、PPの正確性がゲインを検証する（v = 1）。</w:t>
+      </w:r>
+    </w:p>
+    <w:p>
+      <w:r>
+        <w:br w:type="page"/>
+      </w:r>
+    </w:p>
+    <w:p>
+      <w:pPr>
+        <w:jc w:val="center"/>
+      </w:pPr>
+      <w:r>
+        <w:drawing>
+          <wp:inline xmlns:a="http://schemas.openxmlformats.org/drawingml/2006/main" xmlns:pic="http://schemas.openxmlformats.org/drawingml/2006/picture">
             <wp:extent cx="5486400" cy="1404380"/>
-            <wp:docPr id="2" name="Picture 2"/>
+            <wp:docPr id="3" name="Picture 3"/>
             <wp:cNvGraphicFramePr>
               <a:graphicFrameLocks noChangeAspect="1"/>
             </wp:cNvGraphicFramePr>
@@ -2973,7 +3026,7 @@
                     <pic:cNvPicPr/>
                   </pic:nvPicPr>
                   <pic:blipFill>
-                    <a:blip r:embed="rId10"/>
+                    <a:blip r:embed="rId11"/>
                     <a:stretch>
                       <a:fillRect/>
                     </a:stretch>
@@ -3002,64 +3055,7 @@
           <w:i/>
           <w:sz w:val="20"/>
         </w:rPr>
-        <w:t>図2. 4つのシミュレーションシナリオのコンコーダンスプロット（n = 150対の測定）。(A) ゼロ校正前：12 mmHgのオフセットによりu = –0.55のロケーションシフトが生じ、C₂が0.867に低下。(B) ゼロ校正後：オフセット除去、CCC = 0.986、C₂ = 1.000。(C) ゲインエラー（v = 1.11）：スケールシフトが持続するためゼロ校正ではC₂（0.870）を改善不可。(D) ゲイン＋オフセット：CCC = 0.976；ゼロ校正はDからCへの移動のみ、Bには到達不可。破線 = 恒等線（y = x）；実線 = 回帰直線。</w:t>
-      </w:r>
-    </w:p>
-    <w:p>
-      <w:r>
-        <w:br w:type="page"/>
-      </w:r>
-    </w:p>
-    <w:p>
-      <w:pPr>
-        <w:jc w:val="center"/>
-      </w:pPr>
-      <w:r>
-        <w:drawing>
-          <wp:inline xmlns:a="http://schemas.openxmlformats.org/drawingml/2006/main" xmlns:pic="http://schemas.openxmlformats.org/drawingml/2006/picture">
-            <wp:extent cx="5486400" cy="2543052"/>
-            <wp:docPr id="3" name="Picture 3"/>
-            <wp:cNvGraphicFramePr>
-              <a:graphicFrameLocks noChangeAspect="1"/>
-            </wp:cNvGraphicFramePr>
-            <a:graphic>
-              <a:graphicData uri="http://schemas.openxmlformats.org/drawingml/2006/picture">
-                <pic:pic>
-                  <pic:nvPicPr>
-                    <pic:cNvPr id="0" name="figure3_system_comparison.png"/>
-                    <pic:cNvPicPr/>
-                  </pic:nvPicPr>
-                  <pic:blipFill>
-                    <a:blip r:embed="rId11"/>
-                    <a:stretch>
-                      <a:fillRect/>
-                    </a:stretch>
-                  </pic:blipFill>
-                  <pic:spPr>
-                    <a:xfrm>
-                      <a:off x="0" y="0"/>
-                      <a:ext cx="5486400" cy="2543052"/>
-                    </a:xfrm>
-                    <a:prstGeom prst="rect"/>
-                  </pic:spPr>
-                </pic:pic>
-              </a:graphicData>
-            </a:graphic>
-          </wp:inline>
-        </w:drawing>
-      </w:r>
-    </w:p>
-    <w:p>
-      <w:pPr>
-        <w:spacing w:after="240"/>
-      </w:pPr>
-      <w:r>
-        <w:rPr>
-          <w:rFonts w:ascii="Times New Roman" w:hAnsi="Times New Roman"/>
-          <w:i/>
-          <w:sz w:val="20"/>
-        </w:rPr>
-        <w:t>図3. 従来型と提案するゼロ校正不要動脈圧モニタリングシステムの比較。(A) 従来の液充填システム：3つのDCオフセット源（静水圧カラム、大気圧基準、トランスデューサドリフト）が手動ゼロ校正を必要とし、校正はオフセット（u）のみを補正する。(B) 提案するゼロ校正不要システム：カテーテル先端MEMSセンサが静水圧カラムを排除、内蔵気圧計が大気圧を電子的に補償、自己校正MEMSがドリフトを排除。すべてのオフセット源が設計により排除され、PPの正確性がゲインを検証する（v = 1）。</w:t>
+        <w:t>図3. 4つのシミュレーションシナリオのコンコーダンスプロット（n = 150対の測定）。(A) ゼロ校正前：12 mmHgのオフセットによりu = –0.55のロケーションシフトが生じ、C₂が0.867に低下。(B) ゼロ校正後：オフセット除去、CCC = 0.986、C₂ = 1.000。(C) ゲインエラー（v = 1.11）：スケールシフトが持続するためゼロ校正ではC₂（0.870）を改善不可。(D) ゲイン＋オフセット：CCC = 0.976；ゼロ校正はDからCへの移動のみ、Bには到達不可。破線 = 恒等線（y = x）；実線 = 回帰直線。</w:t>
       </w:r>
     </w:p>
     <w:p>
@@ -3116,7 +3112,7 @@
           <w:i/>
           <w:sz w:val="20"/>
         </w:rPr>
-        <w:t>図4. ロケーションシフト（u）とスケールシフト（v）の関数としてのバイアス補正係数（C₂）。等高線はiso-C₂値を示す。ゼロ校正は機器を水平方向に移動（u → 0、緑色矢印）させるが、vは変化しない。点A–Dは図2のシナリオに対応する。金色の星は理想（u = 0, v = 1, C₂ = 1.0）を示す。正しいゲイン（v = 1、PPの正確性により検証）とオフセットフリーの設計（u = 0）を持つ機器は、校正なしでC₂ = 1.0を達成する。</w:t>
+        <w:t>図4. ロケーションシフト（u）とスケールシフト（v）の関数としてのバイアス補正係数（C₂）。等高線はiso-C₂値を示す。ゼロ校正は機器を水平方向に移動（u → 0、緑色矢印）させるが、vは変化しない。点A–Dは図3のシナリオに対応する。金色の星は理想（u = 0, v = 1, C₂ = 1.0）を示す。正しいゲイン（v = 1、PPの正確性により検証）とオフセットフリーの設計（u = 0）を持つ機器は、校正なしでC₂ = 1.0を達成する。</w:t>
       </w:r>
     </w:p>
     <w:p>
@@ -3188,8 +3184,65 @@
       <w:r>
         <w:drawing>
           <wp:inline xmlns:a="http://schemas.openxmlformats.org/drawingml/2006/main" xmlns:pic="http://schemas.openxmlformats.org/drawingml/2006/picture">
+            <wp:extent cx="5486400" cy="2986734"/>
+            <wp:docPr id="6" name="Picture 6"/>
+            <wp:cNvGraphicFramePr>
+              <a:graphicFrameLocks noChangeAspect="1"/>
+            </wp:cNvGraphicFramePr>
+            <a:graphic>
+              <a:graphicData uri="http://schemas.openxmlformats.org/drawingml/2006/picture">
+                <pic:pic>
+                  <pic:nvPicPr>
+                    <pic:cNvPr id="0" name="figure8_ba_vs_concordance.png"/>
+                    <pic:cNvPicPr/>
+                  </pic:nvPicPr>
+                  <pic:blipFill>
+                    <a:blip r:embed="rId14"/>
+                    <a:stretch>
+                      <a:fillRect/>
+                    </a:stretch>
+                  </pic:blipFill>
+                  <pic:spPr>
+                    <a:xfrm>
+                      <a:off x="0" y="0"/>
+                      <a:ext cx="5486400" cy="2986734"/>
+                    </a:xfrm>
+                    <a:prstGeom prst="rect"/>
+                  </pic:spPr>
+                </pic:pic>
+              </a:graphicData>
+            </a:graphic>
+          </wp:inline>
+        </w:drawing>
+      </w:r>
+    </w:p>
+    <w:p>
+      <w:pPr>
+        <w:spacing w:after="240"/>
+      </w:pPr>
+      <w:r>
+        <w:rPr>
+          <w:rFonts w:ascii="Times New Roman" w:hAnsi="Times New Roman"/>
+          <w:i/>
+          <w:sz w:val="20"/>
+        </w:rPr>
+        <w:t>図6. コンコーダンスプロット（上段）とBland–Altmanプロット（下段）の並列比較。4つのシナリオ（A–D）について同一データを2つの方法で可視化。Bland–Altman解析はシナリオB（真の一致）とシナリオD（ゲインエラーがオフセットにより隠蔽）を区別できないが、コンコーダンスプロットとCCC分解はこれらを明確に分離する。</w:t>
+      </w:r>
+    </w:p>
+    <w:p>
+      <w:r>
+        <w:br w:type="page"/>
+      </w:r>
+    </w:p>
+    <w:p>
+      <w:pPr>
+        <w:jc w:val="center"/>
+      </w:pPr>
+      <w:r>
+        <w:drawing>
+          <wp:inline xmlns:a="http://schemas.openxmlformats.org/drawingml/2006/main" xmlns:pic="http://schemas.openxmlformats.org/drawingml/2006/picture">
             <wp:extent cx="5486400" cy="2374676"/>
-            <wp:docPr id="6" name="Picture 6"/>
+            <wp:docPr id="7" name="Picture 7"/>
             <wp:cNvGraphicFramePr>
               <a:graphicFrameLocks noChangeAspect="1"/>
             </wp:cNvGraphicFramePr>
@@ -3201,7 +3254,7 @@
                     <pic:cNvPicPr/>
                   </pic:nvPicPr>
                   <pic:blipFill>
-                    <a:blip r:embed="rId14"/>
+                    <a:blip r:embed="rId15"/>
                     <a:stretch>
                       <a:fillRect/>
                     </a:stretch>
@@ -3230,7 +3283,7 @@
           <w:i/>
           <w:sz w:val="20"/>
         </w:rPr>
-        <w:t>図6. 感度分析。(A) ゲインエラー（%）とDCオフセット（mmHg）の関数としてのC₂値：ゼロ校正（ゼロオフセットへの移動、垂直矢印）はゲインが正しい場合にのみC₂を改善する。(B) 異なるセンサ精度レベル（r = 0.95, 0.97, 0.99）でのゲインエラーに伴うCCC劣化：高精度センサでもゲインエラー &gt; ±10%でCCCが大幅に低下。灰色帯域 = 典型的なMEMSゲイン精度範囲（±5%）。</w:t>
+        <w:t>図7. 感度分析。(A) ゲインエラー（%）とDCオフセット（mmHg）の関数としてのC₂値：ゼロ校正（ゼロオフセットへの移動、垂直矢印）はゲインが正しい場合にのみC₂を改善する。(B) 異なるセンサ精度レベル（r = 0.95, 0.97, 0.99）でのゲインエラーに伴うCCC劣化：高精度センサでもゲインエラー &gt; ±10%でCCCが大幅に低下。灰色帯域 = 典型的なMEMSゲイン精度範囲（±5%）。</w:t>
       </w:r>
     </w:p>
     <w:p>
@@ -3246,7 +3299,7 @@
         <w:drawing>
           <wp:inline xmlns:a="http://schemas.openxmlformats.org/drawingml/2006/main" xmlns:pic="http://schemas.openxmlformats.org/drawingml/2006/picture">
             <wp:extent cx="5486400" cy="3519922"/>
-            <wp:docPr id="7" name="Picture 7"/>
+            <wp:docPr id="8" name="Picture 8"/>
             <wp:cNvGraphicFramePr>
               <a:graphicFrameLocks noChangeAspect="1"/>
             </wp:cNvGraphicFramePr>
@@ -3258,7 +3311,7 @@
                     <pic:cNvPicPr/>
                   </pic:nvPicPr>
                   <pic:blipFill>
-                    <a:blip r:embed="rId15"/>
+                    <a:blip r:embed="rId16"/>
                     <a:stretch>
                       <a:fillRect/>
                     </a:stretch>
@@ -3287,64 +3340,7 @@
           <w:i/>
           <w:sz w:val="20"/>
         </w:rPr>
-        <w:t>図7. ゲイン検証としての脈圧（PP）。(A) 正しいゲイン：PPは保存される。(B) ゲインエラー（v = 1.15）：PPが比例的に歪む。(C) DCオフセットのみ：PPは不変。(D–E) 基準PPに対する測定PPの回帰：傾きがセンサゲインを直接推定。(F) PPの正確性からゼロ校正不要モニタリングへの論理連鎖の要約。</w:t>
-      </w:r>
-    </w:p>
-    <w:p>
-      <w:r>
-        <w:br w:type="page"/>
-      </w:r>
-    </w:p>
-    <w:p>
-      <w:pPr>
-        <w:jc w:val="center"/>
-      </w:pPr>
-      <w:r>
-        <w:drawing>
-          <wp:inline xmlns:a="http://schemas.openxmlformats.org/drawingml/2006/main" xmlns:pic="http://schemas.openxmlformats.org/drawingml/2006/picture">
-            <wp:extent cx="5486400" cy="2986734"/>
-            <wp:docPr id="8" name="Picture 8"/>
-            <wp:cNvGraphicFramePr>
-              <a:graphicFrameLocks noChangeAspect="1"/>
-            </wp:cNvGraphicFramePr>
-            <a:graphic>
-              <a:graphicData uri="http://schemas.openxmlformats.org/drawingml/2006/picture">
-                <pic:pic>
-                  <pic:nvPicPr>
-                    <pic:cNvPr id="0" name="figure8_ba_vs_concordance.png"/>
-                    <pic:cNvPicPr/>
-                  </pic:nvPicPr>
-                  <pic:blipFill>
-                    <a:blip r:embed="rId16"/>
-                    <a:stretch>
-                      <a:fillRect/>
-                    </a:stretch>
-                  </pic:blipFill>
-                  <pic:spPr>
-                    <a:xfrm>
-                      <a:off x="0" y="0"/>
-                      <a:ext cx="5486400" cy="2986734"/>
-                    </a:xfrm>
-                    <a:prstGeom prst="rect"/>
-                  </pic:spPr>
-                </pic:pic>
-              </a:graphicData>
-            </a:graphic>
-          </wp:inline>
-        </w:drawing>
-      </w:r>
-    </w:p>
-    <w:p>
-      <w:pPr>
-        <w:spacing w:after="240"/>
-      </w:pPr>
-      <w:r>
-        <w:rPr>
-          <w:rFonts w:ascii="Times New Roman" w:hAnsi="Times New Roman"/>
-          <w:i/>
-          <w:sz w:val="20"/>
-        </w:rPr>
-        <w:t>図8. コンコーダンスプロット（上段）とBland–Altmanプロット（下段）の並列比較。4つのシナリオ（A–D）について同一データを2つの方法で可視化。Bland–Altman解析はシナリオB（真の一致）とシナリオD（ゲインエラーがオフセットにより隠蔽）を区別できないが、コンコーダンスプロットとCCC分解はこれらを明確に分離する。</w:t>
+        <w:t>図8. ゲイン検証としての脈圧（PP）。(A) 正しいゲイン：PPは保存される。(B) ゲインエラー（v = 1.15）：PPが比例的に歪む。(C) DCオフセットのみ：PPは不変。(D–E) 基準PPに対する測定PPの回帰：傾きがセンサゲインを直接推定。(F) PPの正確性からゼロ校正不要モニタリングへの論理連鎖の要約。</w:t>
       </w:r>
     </w:p>
     <w:sectPr>

--- a/zero_calibration_pmea/manuscripts/PMEA_ZeroFree_Manuscript_JA.docx
+++ b/zero_calibration_pmea/manuscripts/PMEA_ZeroFree_Manuscript_JA.docx
@@ -288,7 +288,7 @@
           <w:i w:val="0"/>
           <w:sz w:val="22"/>
         </w:rPr>
-        <w:t>ゼロ校正後、ゲインエラーの有無にかかわらずBland–Altman解析はほぼゼロのバイアスを示す（ゲインエラーなし vs. ありでバイアス：−0.1 vs. 1.1 mmHg）。一方、CCC分解はこれらのケースを明確に識別する：C₂ = 1.000（ゲインエラーなし）対 C₂ = 0.870（10%ゲインエラー、v = 1.11）。脈圧の正確性が暗黙的なゲイン検証として機能することを示した。脈圧はDCオフセットから独立だが、センサゲインに比例するためである。</w:t>
+        <w:t>ゼロ校正後、ゲインエラーの有無にかかわらずBland–Altman解析はほぼゼロのバイアスを示す（ゲインエラーなし vs. ありでバイアス：−0.1 vs. 1.1 mmHg）。一方、CCC分解はこれらのケースを明確に識別する：C₂ = 1.000（ゲインエラーなし）対 C₂ = 0.870（10%ゲインエラー、v = 1.11）。脈圧の正確性が暗黙的なゲイン検証として機能することを示した。脈圧は直流（DC）オフセットから独立だが、センサゲインに比例するためである。</w:t>
       </w:r>
     </w:p>
     <w:p>
@@ -361,7 +361,7 @@
           <w:i w:val="0"/>
           <w:sz w:val="22"/>
         </w:rPr>
-        <w:t>この要件が持続しているのは根本的な物理的必然性ではなく、従来のモニタリングシステムの設計上の帰結である。標準的な液充填動脈ラインでは、圧トランスデューサは外部に位置し、生理食塩水のカラムによって血管内カテーテル先端と接続されている。この構造は3つの系統的DCオフセット源を導入する：(1) トランスデューサと測定部位の静水圧差（ΔP = ρgh、高低差1cmあたり約0.74 mmHg）；(2) 大気圧（約760 mmHg）に対するゲージ圧測定の必要性；(3) ストレインゲージの機械的クリープや熱効果によるトランスデューサドリフト（Mark 1998, McGhee and Bridges 2002）。ゼロ校正はトランスデューサを大気に開放し出力をゼロにリセットすることで、これら3つのオフセットを同時に除去する。</w:t>
+        <w:t>この要件が持続しているのは根本的な物理的必然性ではなく、従来のモニタリングシステムの設計上の帰結である。標準的な液充填動脈ラインでは、圧トランスデューサは外部に位置し、生理食塩水のカラムによって血管内カテーテル先端と接続されている。この構造は3つの系統的な直流（DC）オフセット源を導入する：(1) トランスデューサと測定部位の静水圧差（ΔP = ρgh、高低差1cmあたり約0.74 mmHg）；(2) 大気圧（約760 mmHg）に対するゲージ圧測定の必要性；(3) ストレインゲージの機械的クリープや熱効果によるトランスデューサドリフト（Mark 1998, McGhee and Bridges 2002）。ゼロ校正はトランスデューサを大気に開放し出力をゼロにリセットすることで、これら3つのオフセットを同時に除去する。</w:t>
       </w:r>
     </w:p>
     <w:p>
@@ -427,7 +427,7 @@
           <w:rFonts w:ascii="Times New Roman" w:hAnsi="Times New Roman"/>
           <w:color w:val="000000"/>
         </w:rPr>
-        <w:t>2.1. 動脈圧のAC・DC成分分解</w:t>
+        <w:t>2.1. 動脈圧の交流・直流成分分解</w:t>
       </w:r>
     </w:p>
     <w:p>
@@ -495,7 +495,7 @@
           <w:i w:val="0"/>
           <w:sz w:val="22"/>
         </w:rPr>
-        <w:t>(1) 静水圧カラムオフセット：カテーテル先端MEMS圧センサ（例：Millar Mikro-Cath）はセンシング素子をカテーテル先端に直接配置し、液体カラムを完全に排除する（Hasenkamp et al 2012, Song et al 2020）。センサは測定対象点で直接圧力を測定し、トランスデューサ–患者間の高低差から独立した測定となる（Millar 2026）。</w:t>
+        <w:t>(1) 静水圧カラムオフセット：カテーテル先端マイクロ電気機械システム（MEMS）圧センサ（例：Millar Mikro-Cath）はセンシング素子をカテーテル先端に直接配置し、液体カラムを完全に排除する（Hasenkamp et al 2012, Song et al 2020）。センサは測定対象点で直接圧力を測定し、トランスデューサ–患者間の高低差から独立した測定となる（Millar 2026）。</w:t>
       </w:r>
     </w:p>
     <w:p>
@@ -671,7 +671,7 @@
           <w:i w:val="0"/>
           <w:sz w:val="22"/>
         </w:rPr>
-        <w:t>臨床的に関連のある4つの動脈圧測定シナリオをシミュレーションした。各シナリオはn = 150対の測定で構成し、真の収縮期血圧は80〜180 mmHgの範囲とした。シナリオA：オフセットのみ（ゼロ校正前に12 mmHgの系統的オフセット）。シナリオB：ゼロ校正後（オフセット除去、ゲインエラーなし）。シナリオC：ゲインエラーのみ（v = 1.11、すなわち圧力変化の11%過大評価）。シナリオD：ゲインエラー＋オフセットの複合。生理的・測定的変動をシミュレートするため、すべてのシナリオにガウスノイズ（SD = 3.5 mmHg）を加えた。各シナリオをBland–Altman統計量（バイアス、一致の限界、percentage error）とCCC分解（ρc、r、C₂、u、v）の両方で解析した。</w:t>
+        <w:t>臨床的に関連のある4つの動脈圧測定シナリオをシミュレーションした。各シナリオはn = 150対の測定で構成し、真の収縮期血圧は80〜180 mmHgの範囲とした。シナリオA：オフセットのみ（ゼロ校正前に12 mmHgの系統的オフセット）。シナリオB：ゼロ校正後（オフセット除去、ゲインエラーなし）。シナリオC：ゲインエラーのみ（v = 1.11、すなわち圧力変化の11%過大評価）。シナリオD：ゲインエラー＋オフセットの複合。生理的・測定的変動をシミュレートするため、すべてのシナリオにガウスノイズ（標準偏差[SD] = 3.5 mmHg）を加えた。各シナリオをBland–Altman統計量（バイアス、一致の限界、percentage error）とCCC分解（ρc、r、C₂、u、v）の両方で解析した。</w:t>
       </w:r>
     </w:p>
     <w:p>
@@ -1001,7 +1001,7 @@
           <w:i w:val="0"/>
           <w:sz w:val="22"/>
         </w:rPr>
-        <w:t>校正がオフセット（u）のみを補正し、ゲインエラー（v）には影響しないという原理は、非侵襲的心拍出量（CO）モニターにも自然に拡張される。COモニタリングにおいては、肺動脈カテーテルが臨床参照標準として依然として重要な位置を占める（Chatterjee 2009）。ClearSightのPhysiocalアルゴリズムはVolume clampのセットポイントを周期的に再最適化する—本質的にオフセット補正である（Ameloot et al 2015）。NICOM/Starlingのバイオリアクタンス位相基準は位相–一回拍出量変換のベースラインオフセットを提供する（Squara et al 2007）。FloTracの動脈圧波形較正は平均圧オフセットを調整する（Manecke 2005, Romagnoli et al 2013）。いずれの場合も、自動校正ルーチンはu（ロケーションシフト）を処理するが、v（スケールシフト）—すなわち圧力→COまたはインピーダンス→一回拍出量（SV）の変換ゲイン—は補正しない。</w:t>
+        <w:t>校正がオフセット（u）のみを補正し、ゲインエラー（v）には影響しないという原理は、非侵襲的心拍出量（CO）モニターにも自然に拡張される。COモニタリングにおいては、肺動脈カテーテルが臨床参照標準として依然として重要な位置を占める（Chatterjee 2009）。ClearSightのPhysiocalアルゴリズムはVolume clampのセットポイントを周期的に再最適化する—本質的にオフセット補正である（Ameloot et al 2015）。非侵襲的心拍出量モニタリング（NICOM）/Starlingのバイオリアクタンス位相基準は位相–一回拍出量変換のベースラインオフセットを提供する（Squara et al 2007）。FloTracの動脈圧波形較正は平均圧オフセットを調整する（Manecke 2005, Romagnoli et al 2013）。いずれの場合も、自動校正ルーチンはu（ロケーションシフト）を処理するが、v（スケールシフト）—すなわち圧力→COまたはインピーダンス→一回拍出量（SV）の変換ゲイン—は補正しない。</w:t>
       </w:r>
     </w:p>
     <w:p>
